--- a/LAB1/Lap1_11CNPM1_1150080057_NguyenQuocKhanh.docx
+++ b/LAB1/Lap1_11CNPM1_1150080057_NguyenQuocKhanh.docx
@@ -2,6 +2,16 @@
 <file path=word/document.xml><?xml version="1.0" encoding="utf-8"?>
 <w:document xmlns:wpc="http://schemas.microsoft.com/office/word/2010/wordprocessingCanvas" xmlns:cx="http://schemas.microsoft.com/office/drawing/2014/chartex" xmlns:cx1="http://schemas.microsoft.com/office/drawing/2015/9/8/chartex" xmlns:cx2="http://schemas.microsoft.com/office/drawing/2015/10/21/chartex" xmlns:cx3="http://schemas.microsoft.com/office/drawing/2016/5/9/chartex" xmlns:cx4="http://schemas.microsoft.com/office/drawing/2016/5/10/chartex" xmlns:cx5="http://schemas.microsoft.com/office/drawing/2016/5/11/chartex" xmlns:cx6="http://schemas.microsoft.com/office/drawing/2016/5/12/chartex" xmlns:cx7="http://schemas.microsoft.com/office/drawing/2016/5/13/chartex" xmlns:cx8="http://schemas.microsoft.com/office/drawing/2016/5/14/chartex" xmlns:mc="http://schemas.openxmlformats.org/markup-compatibility/2006" xmlns:aink="http://schemas.microsoft.com/office/drawing/2016/ink" xmlns:am3d="http://schemas.microsoft.com/office/drawing/2017/model3d" xmlns:o="urn:schemas-microsoft-com:office:office" xmlns:oel="http://schemas.microsoft.com/office/2019/extlst" xmlns:r="http://schemas.openxmlformats.org/officeDocument/2006/relationships" xmlns:m="http://schemas.openxmlformats.org/officeDocument/2006/math" xmlns:v="urn:schemas-microsoft-com:vml" xmlns:wp14="http://schemas.microsoft.com/office/word/2010/wordprocessingDrawing" xmlns:wp="http://schemas.openxmlformats.org/drawingml/2006/wordprocessingDrawing" xmlns:w10="urn:schemas-microsoft-com:office:word" xmlns:w="http://schemas.openxmlformats.org/wordprocessingml/2006/main" xmlns:w14="http://schemas.microsoft.com/office/word/2010/wordml" xmlns:w15="http://schemas.microsoft.com/office/word/2012/wordml" xmlns:w16cex="http://schemas.microsoft.com/office/word/2018/wordml/cex" xmlns:w16cid="http://schemas.microsoft.com/office/word/2016/wordml/cid" xmlns:w16="http://schemas.microsoft.com/office/word/2018/wordml" xmlns:w16du="http://schemas.microsoft.com/office/word/2023/wordml/word16du" xmlns:w16sdtdh="http://schemas.microsoft.com/office/word/2020/wordml/sdtdatahash" xmlns:w16sdtfl="http://schemas.microsoft.com/office/word/2024/wordml/sdtformatlock" xmlns:w16se="http://schemas.microsoft.com/office/word/2015/wordml/symex" xmlns:wpg="http://schemas.microsoft.com/office/word/2010/wordprocessingGroup" xmlns:wpi="http://schemas.microsoft.com/office/word/2010/wordprocessingInk" xmlns:wne="http://schemas.microsoft.com/office/word/2006/wordml" xmlns:wps="http://schemas.microsoft.com/office/word/2010/wordprocessingShape" mc:Ignorable="w14 w15 w16se w16cid w16 w16cex w16sdtdh w16sdtfl w16du wp14">
   <w:body>
+    <w:p>
+      <w:hyperlink r:id="rId4" w:history="1">
+        <w:r>
+          <w:rPr>
+            <w:rStyle w:val="Hyperlink"/>
+          </w:rPr>
+          <w:t>https://youtu.be/uVugAIJoyMg</w:t>
+        </w:r>
+      </w:hyperlink>
+    </w:p>
     <w:p/>
     <w:sectPr>
       <w:pgSz w:w="12240" w:h="15840"/>
@@ -930,6 +940,29 @@
       <w:spacing w:val="5"/>
     </w:rPr>
   </w:style>
+  <w:style w:type="character" w:styleId="Hyperlink">
+    <w:name w:val="Hyperlink"/>
+    <w:basedOn w:val="DefaultParagraphFont"/>
+    <w:uiPriority w:val="99"/>
+    <w:unhideWhenUsed/>
+    <w:rsid w:val="0080504D"/>
+    <w:rPr>
+      <w:color w:val="467886" w:themeColor="hyperlink"/>
+      <w:u w:val="single"/>
+    </w:rPr>
+  </w:style>
+  <w:style w:type="character" w:styleId="UnresolvedMention">
+    <w:name w:val="Unresolved Mention"/>
+    <w:basedOn w:val="DefaultParagraphFont"/>
+    <w:uiPriority w:val="99"/>
+    <w:semiHidden/>
+    <w:unhideWhenUsed/>
+    <w:rsid w:val="0080504D"/>
+    <w:rPr>
+      <w:color w:val="605E5C"/>
+      <w:shd w:val="clear" w:color="auto" w:fill="E1DFDD"/>
+    </w:rPr>
+  </w:style>
 </w:styles>
 </file>
 

--- a/LAB1/Lap1_11CNPM1_1150080057_NguyenQuocKhanh.docx
+++ b/LAB1/Lap1_11CNPM1_1150080057_NguyenQuocKhanh.docx
@@ -3,15 +3,431 @@
 <w:document xmlns:wpc="http://schemas.microsoft.com/office/word/2010/wordprocessingCanvas" xmlns:cx="http://schemas.microsoft.com/office/drawing/2014/chartex" xmlns:cx1="http://schemas.microsoft.com/office/drawing/2015/9/8/chartex" xmlns:cx2="http://schemas.microsoft.com/office/drawing/2015/10/21/chartex" xmlns:cx3="http://schemas.microsoft.com/office/drawing/2016/5/9/chartex" xmlns:cx4="http://schemas.microsoft.com/office/drawing/2016/5/10/chartex" xmlns:cx5="http://schemas.microsoft.com/office/drawing/2016/5/11/chartex" xmlns:cx6="http://schemas.microsoft.com/office/drawing/2016/5/12/chartex" xmlns:cx7="http://schemas.microsoft.com/office/drawing/2016/5/13/chartex" xmlns:cx8="http://schemas.microsoft.com/office/drawing/2016/5/14/chartex" xmlns:mc="http://schemas.openxmlformats.org/markup-compatibility/2006" xmlns:aink="http://schemas.microsoft.com/office/drawing/2016/ink" xmlns:am3d="http://schemas.microsoft.com/office/drawing/2017/model3d" xmlns:o="urn:schemas-microsoft-com:office:office" xmlns:oel="http://schemas.microsoft.com/office/2019/extlst" xmlns:r="http://schemas.openxmlformats.org/officeDocument/2006/relationships" xmlns:m="http://schemas.openxmlformats.org/officeDocument/2006/math" xmlns:v="urn:schemas-microsoft-com:vml" xmlns:wp14="http://schemas.microsoft.com/office/word/2010/wordprocessingDrawing" xmlns:wp="http://schemas.openxmlformats.org/drawingml/2006/wordprocessingDrawing" xmlns:w10="urn:schemas-microsoft-com:office:word" xmlns:w="http://schemas.openxmlformats.org/wordprocessingml/2006/main" xmlns:w14="http://schemas.microsoft.com/office/word/2010/wordml" xmlns:w15="http://schemas.microsoft.com/office/word/2012/wordml" xmlns:w16cex="http://schemas.microsoft.com/office/word/2018/wordml/cex" xmlns:w16cid="http://schemas.microsoft.com/office/word/2016/wordml/cid" xmlns:w16="http://schemas.microsoft.com/office/word/2018/wordml" xmlns:w16du="http://schemas.microsoft.com/office/word/2023/wordml/word16du" xmlns:w16sdtdh="http://schemas.microsoft.com/office/word/2020/wordml/sdtdatahash" xmlns:w16sdtfl="http://schemas.microsoft.com/office/word/2024/wordml/sdtformatlock" xmlns:w16se="http://schemas.microsoft.com/office/word/2015/wordml/symex" xmlns:wpg="http://schemas.microsoft.com/office/word/2010/wordprocessingGroup" xmlns:wpi="http://schemas.microsoft.com/office/word/2010/wordprocessingInk" xmlns:wne="http://schemas.microsoft.com/office/word/2006/wordml" xmlns:wps="http://schemas.microsoft.com/office/word/2010/wordprocessingShape" mc:Ignorable="w14 w15 w16se w16cid w16 w16cex w16sdtdh w16sdtfl w16du wp14">
   <w:body>
     <w:p>
-      <w:hyperlink r:id="rId4" w:history="1">
-        <w:r>
-          <w:rPr>
-            <w:rStyle w:val="Hyperlink"/>
-          </w:rPr>
-          <w:t>https://youtu.be/uVugAIJoyMg</w:t>
-        </w:r>
-      </w:hyperlink>
+      <w:r>
+        <w:fldChar w:fldCharType="begin"/>
+      </w:r>
+      <w:r>
+        <w:instrText>HYPERLINK "https://youtu.be/uVugAIJoyMg"</w:instrText>
+      </w:r>
+      <w:r>
+        <w:fldChar w:fldCharType="separate"/>
+      </w:r>
+      <w:r>
+        <w:rPr>
+          <w:rStyle w:val="Hyperlink"/>
+        </w:rPr>
+        <w:t>https://youtu.be/uVugAIJoyMg</w:t>
+      </w:r>
+      <w:r>
+        <w:fldChar w:fldCharType="end"/>
+      </w:r>
     </w:p>
+    <w:p/>
+    <w:p>
+      <w:proofErr w:type="spellStart"/>
+      <w:r>
+        <w:t>Dịch</w:t>
+      </w:r>
+      <w:proofErr w:type="spellEnd"/>
+      <w:r>
+        <w:t xml:space="preserve"> </w:t>
+      </w:r>
+      <w:proofErr w:type="spellStart"/>
+      <w:r>
+        <w:t>vụ</w:t>
+      </w:r>
+      <w:proofErr w:type="spellEnd"/>
+      <w:r>
+        <w:t xml:space="preserve"> SSH </w:t>
+      </w:r>
+      <w:proofErr w:type="spellStart"/>
+      <w:r>
+        <w:t>và</w:t>
+      </w:r>
+      <w:proofErr w:type="spellEnd"/>
+      <w:r>
+        <w:t xml:space="preserve"> Telnet </w:t>
+      </w:r>
+      <w:proofErr w:type="spellStart"/>
+      <w:r>
+        <w:t>đang</w:t>
+      </w:r>
+      <w:proofErr w:type="spellEnd"/>
+      <w:r>
+        <w:t xml:space="preserve"> </w:t>
+      </w:r>
+      <w:proofErr w:type="spellStart"/>
+      <w:r>
+        <w:t>lắng</w:t>
+      </w:r>
+      <w:proofErr w:type="spellEnd"/>
+      <w:r>
+        <w:t xml:space="preserve"> </w:t>
+      </w:r>
+      <w:proofErr w:type="spellStart"/>
+      <w:r>
+        <w:t>nghe</w:t>
+      </w:r>
+      <w:proofErr w:type="spellEnd"/>
+      <w:r>
+        <w:t xml:space="preserve"> </w:t>
+      </w:r>
+      <w:proofErr w:type="spellStart"/>
+      <w:r>
+        <w:t>trên</w:t>
+      </w:r>
+      <w:proofErr w:type="spellEnd"/>
+      <w:r>
+        <w:t xml:space="preserve"> Ubuntu Server</w:t>
+      </w:r>
+      <w:r>
+        <w:t>:</w:t>
+      </w:r>
+    </w:p>
+    <w:p>
+      <w:r>
+        <w:rPr>
+          <w:noProof/>
+        </w:rPr>
+        <w:drawing>
+          <wp:inline distT="0" distB="0" distL="0" distR="0" wp14:anchorId="0ACC59E7" wp14:editId="14BD1442">
+            <wp:extent cx="5970905" cy="1397635"/>
+            <wp:effectExtent l="0" t="0" r="0" b="0"/>
+            <wp:docPr id="1510410665" name="Picture 1"/>
+            <wp:cNvGraphicFramePr>
+              <a:graphicFrameLocks xmlns:a="http://schemas.openxmlformats.org/drawingml/2006/main" noChangeAspect="1"/>
+            </wp:cNvGraphicFramePr>
+            <a:graphic xmlns:a="http://schemas.openxmlformats.org/drawingml/2006/main">
+              <a:graphicData uri="http://schemas.openxmlformats.org/drawingml/2006/picture">
+                <pic:pic xmlns:pic="http://schemas.openxmlformats.org/drawingml/2006/picture">
+                  <pic:nvPicPr>
+                    <pic:cNvPr id="1510410665" name=""/>
+                    <pic:cNvPicPr/>
+                  </pic:nvPicPr>
+                  <pic:blipFill>
+                    <a:blip r:embed="rId4"/>
+                    <a:stretch>
+                      <a:fillRect/>
+                    </a:stretch>
+                  </pic:blipFill>
+                  <pic:spPr>
+                    <a:xfrm>
+                      <a:off x="0" y="0"/>
+                      <a:ext cx="5970905" cy="1397635"/>
+                    </a:xfrm>
+                    <a:prstGeom prst="rect">
+                      <a:avLst/>
+                    </a:prstGeom>
+                  </pic:spPr>
+                </pic:pic>
+              </a:graphicData>
+            </a:graphic>
+          </wp:inline>
+        </w:drawing>
+      </w:r>
+    </w:p>
+    <w:p/>
+    <w:p>
+      <w:r>
+        <w:t xml:space="preserve">Windows server </w:t>
+      </w:r>
+      <w:proofErr w:type="spellStart"/>
+      <w:r>
+        <w:t>kết</w:t>
+      </w:r>
+      <w:proofErr w:type="spellEnd"/>
+      <w:r>
+        <w:t xml:space="preserve"> </w:t>
+      </w:r>
+      <w:proofErr w:type="spellStart"/>
+      <w:r>
+        <w:t>nối</w:t>
+      </w:r>
+      <w:proofErr w:type="spellEnd"/>
+      <w:r>
+        <w:t xml:space="preserve"> </w:t>
+      </w:r>
+      <w:proofErr w:type="spellStart"/>
+      <w:r>
+        <w:t>unbuntu</w:t>
+      </w:r>
+      <w:proofErr w:type="spellEnd"/>
+    </w:p>
+    <w:p>
+      <w:r>
+        <w:drawing>
+          <wp:inline distT="0" distB="0" distL="0" distR="0" wp14:anchorId="6BE8BCDC" wp14:editId="0F7C5B8C">
+            <wp:extent cx="5970905" cy="3380740"/>
+            <wp:effectExtent l="0" t="0" r="0" b="0"/>
+            <wp:docPr id="270655926" name="Picture 1"/>
+            <wp:cNvGraphicFramePr>
+              <a:graphicFrameLocks xmlns:a="http://schemas.openxmlformats.org/drawingml/2006/main" noChangeAspect="1"/>
+            </wp:cNvGraphicFramePr>
+            <a:graphic xmlns:a="http://schemas.openxmlformats.org/drawingml/2006/main">
+              <a:graphicData uri="http://schemas.openxmlformats.org/drawingml/2006/picture">
+                <pic:pic xmlns:pic="http://schemas.openxmlformats.org/drawingml/2006/picture">
+                  <pic:nvPicPr>
+                    <pic:cNvPr id="270655926" name=""/>
+                    <pic:cNvPicPr/>
+                  </pic:nvPicPr>
+                  <pic:blipFill>
+                    <a:blip r:embed="rId5"/>
+                    <a:stretch>
+                      <a:fillRect/>
+                    </a:stretch>
+                  </pic:blipFill>
+                  <pic:spPr>
+                    <a:xfrm>
+                      <a:off x="0" y="0"/>
+                      <a:ext cx="5970905" cy="3380740"/>
+                    </a:xfrm>
+                    <a:prstGeom prst="rect">
+                      <a:avLst/>
+                    </a:prstGeom>
+                  </pic:spPr>
+                </pic:pic>
+              </a:graphicData>
+            </a:graphic>
+          </wp:inline>
+        </w:drawing>
+      </w:r>
+    </w:p>
+    <w:p/>
+    <w:p>
+      <w:r>
+        <w:br w:type="column"/>
+      </w:r>
+      <w:r>
+        <w:lastRenderedPageBreak/>
+        <w:t xml:space="preserve">Kali </w:t>
+      </w:r>
+      <w:proofErr w:type="spellStart"/>
+      <w:r>
+        <w:t>kêt</w:t>
+      </w:r>
+      <w:proofErr w:type="spellEnd"/>
+      <w:r>
+        <w:t xml:space="preserve"> </w:t>
+      </w:r>
+      <w:proofErr w:type="spellStart"/>
+      <w:r>
+        <w:t>nối</w:t>
+      </w:r>
+      <w:proofErr w:type="spellEnd"/>
+      <w:r>
+        <w:t xml:space="preserve"> </w:t>
+      </w:r>
+      <w:proofErr w:type="spellStart"/>
+      <w:r>
+        <w:t>thành</w:t>
+      </w:r>
+      <w:proofErr w:type="spellEnd"/>
+      <w:r>
+        <w:t xml:space="preserve"> </w:t>
+      </w:r>
+      <w:proofErr w:type="spellStart"/>
+      <w:r>
+        <w:t>công</w:t>
+      </w:r>
+      <w:proofErr w:type="spellEnd"/>
+    </w:p>
+    <w:p>
+      <w:r>
+        <w:drawing>
+          <wp:inline distT="0" distB="0" distL="0" distR="0" wp14:anchorId="02CD8D02" wp14:editId="22A73D1A">
+            <wp:extent cx="4968671" cy="3939881"/>
+            <wp:effectExtent l="0" t="0" r="3810" b="3810"/>
+            <wp:docPr id="353940369" name="Picture 1"/>
+            <wp:cNvGraphicFramePr>
+              <a:graphicFrameLocks xmlns:a="http://schemas.openxmlformats.org/drawingml/2006/main" noChangeAspect="1"/>
+            </wp:cNvGraphicFramePr>
+            <a:graphic xmlns:a="http://schemas.openxmlformats.org/drawingml/2006/main">
+              <a:graphicData uri="http://schemas.openxmlformats.org/drawingml/2006/picture">
+                <pic:pic xmlns:pic="http://schemas.openxmlformats.org/drawingml/2006/picture">
+                  <pic:nvPicPr>
+                    <pic:cNvPr id="353940369" name=""/>
+                    <pic:cNvPicPr/>
+                  </pic:nvPicPr>
+                  <pic:blipFill>
+                    <a:blip r:embed="rId6"/>
+                    <a:stretch>
+                      <a:fillRect/>
+                    </a:stretch>
+                  </pic:blipFill>
+                  <pic:spPr>
+                    <a:xfrm>
+                      <a:off x="0" y="0"/>
+                      <a:ext cx="4968671" cy="3939881"/>
+                    </a:xfrm>
+                    <a:prstGeom prst="rect">
+                      <a:avLst/>
+                    </a:prstGeom>
+                  </pic:spPr>
+                </pic:pic>
+              </a:graphicData>
+            </a:graphic>
+          </wp:inline>
+        </w:drawing>
+      </w:r>
+    </w:p>
+    <w:p/>
+    <w:p>
+      <w:proofErr w:type="spellStart"/>
+      <w:r>
+        <w:t>Đăng</w:t>
+      </w:r>
+      <w:proofErr w:type="spellEnd"/>
+      <w:r>
+        <w:t xml:space="preserve"> </w:t>
+      </w:r>
+      <w:proofErr w:type="spellStart"/>
+      <w:r>
+        <w:t>nhập</w:t>
+      </w:r>
+      <w:proofErr w:type="spellEnd"/>
+      <w:r>
+        <w:t xml:space="preserve"> Telnet </w:t>
+      </w:r>
+      <w:proofErr w:type="spellStart"/>
+      <w:r>
+        <w:t>từ</w:t>
+      </w:r>
+      <w:proofErr w:type="spellEnd"/>
+      <w:r>
+        <w:t xml:space="preserve"> windows server </w:t>
+      </w:r>
+      <w:proofErr w:type="spellStart"/>
+      <w:r>
+        <w:t>vào</w:t>
+      </w:r>
+      <w:proofErr w:type="spellEnd"/>
+      <w:r>
+        <w:t xml:space="preserve"> ubuntu server</w:t>
+      </w:r>
+    </w:p>
+    <w:p>
+      <w:r>
+        <w:drawing>
+          <wp:inline distT="0" distB="0" distL="0" distR="0" wp14:anchorId="338B4336" wp14:editId="7115BE61">
+            <wp:extent cx="5970905" cy="3226435"/>
+            <wp:effectExtent l="0" t="0" r="0" b="0"/>
+            <wp:docPr id="301619162" name="Picture 1"/>
+            <wp:cNvGraphicFramePr>
+              <a:graphicFrameLocks xmlns:a="http://schemas.openxmlformats.org/drawingml/2006/main" noChangeAspect="1"/>
+            </wp:cNvGraphicFramePr>
+            <a:graphic xmlns:a="http://schemas.openxmlformats.org/drawingml/2006/main">
+              <a:graphicData uri="http://schemas.openxmlformats.org/drawingml/2006/picture">
+                <pic:pic xmlns:pic="http://schemas.openxmlformats.org/drawingml/2006/picture">
+                  <pic:nvPicPr>
+                    <pic:cNvPr id="301619162" name=""/>
+                    <pic:cNvPicPr/>
+                  </pic:nvPicPr>
+                  <pic:blipFill>
+                    <a:blip r:embed="rId7"/>
+                    <a:stretch>
+                      <a:fillRect/>
+                    </a:stretch>
+                  </pic:blipFill>
+                  <pic:spPr>
+                    <a:xfrm>
+                      <a:off x="0" y="0"/>
+                      <a:ext cx="5970905" cy="3226435"/>
+                    </a:xfrm>
+                    <a:prstGeom prst="rect">
+                      <a:avLst/>
+                    </a:prstGeom>
+                  </pic:spPr>
+                </pic:pic>
+              </a:graphicData>
+            </a:graphic>
+          </wp:inline>
+        </w:drawing>
+      </w:r>
+    </w:p>
+    <w:p/>
+    <w:p>
+      <w:r>
+        <w:lastRenderedPageBreak/>
+        <w:t xml:space="preserve">Các </w:t>
+      </w:r>
+      <w:proofErr w:type="spellStart"/>
+      <w:r>
+        <w:t>gói</w:t>
+      </w:r>
+      <w:proofErr w:type="spellEnd"/>
+      <w:r>
+        <w:t xml:space="preserve"> telnet </w:t>
+      </w:r>
+      <w:proofErr w:type="spellStart"/>
+      <w:r>
+        <w:t>được</w:t>
+      </w:r>
+      <w:proofErr w:type="spellEnd"/>
+      <w:r>
+        <w:t xml:space="preserve"> </w:t>
+      </w:r>
+      <w:proofErr w:type="spellStart"/>
+      <w:r>
+        <w:t>wireshark</w:t>
+      </w:r>
+      <w:proofErr w:type="spellEnd"/>
+      <w:r>
+        <w:t xml:space="preserve"> </w:t>
+      </w:r>
+      <w:proofErr w:type="spellStart"/>
+      <w:r>
+        <w:t>thu</w:t>
+      </w:r>
+      <w:proofErr w:type="spellEnd"/>
+      <w:r>
+        <w:t xml:space="preserve"> </w:t>
+      </w:r>
+      <w:proofErr w:type="spellStart"/>
+      <w:r>
+        <w:t>thập</w:t>
+      </w:r>
+      <w:proofErr w:type="spellEnd"/>
+    </w:p>
+    <w:p>
+      <w:r>
+        <w:drawing>
+          <wp:inline distT="0" distB="0" distL="0" distR="0" wp14:anchorId="1B9CF0C0" wp14:editId="39E75028">
+            <wp:extent cx="5970905" cy="4031615"/>
+            <wp:effectExtent l="0" t="0" r="0" b="6985"/>
+            <wp:docPr id="305471143" name="Picture 1"/>
+            <wp:cNvGraphicFramePr>
+              <a:graphicFrameLocks xmlns:a="http://schemas.openxmlformats.org/drawingml/2006/main" noChangeAspect="1"/>
+            </wp:cNvGraphicFramePr>
+            <a:graphic xmlns:a="http://schemas.openxmlformats.org/drawingml/2006/main">
+              <a:graphicData uri="http://schemas.openxmlformats.org/drawingml/2006/picture">
+                <pic:pic xmlns:pic="http://schemas.openxmlformats.org/drawingml/2006/picture">
+                  <pic:nvPicPr>
+                    <pic:cNvPr id="305471143" name=""/>
+                    <pic:cNvPicPr/>
+                  </pic:nvPicPr>
+                  <pic:blipFill>
+                    <a:blip r:embed="rId8"/>
+                    <a:stretch>
+                      <a:fillRect/>
+                    </a:stretch>
+                  </pic:blipFill>
+                  <pic:spPr>
+                    <a:xfrm>
+                      <a:off x="0" y="0"/>
+                      <a:ext cx="5970905" cy="4031615"/>
+                    </a:xfrm>
+                    <a:prstGeom prst="rect">
+                      <a:avLst/>
+                    </a:prstGeom>
+                  </pic:spPr>
+                </pic:pic>
+              </a:graphicData>
+            </a:graphic>
+          </wp:inline>
+        </w:drawing>
+      </w:r>
+    </w:p>
+    <w:p/>
     <w:p/>
     <w:sectPr>
       <w:pgSz w:w="12240" w:h="15840"/>

--- a/LAB1/Lap1_11CNPM1_1150080057_NguyenQuocKhanh.docx
+++ b/LAB1/Lap1_11CNPM1_1150080057_NguyenQuocKhanh.docx
@@ -7,7 +7,13 @@
         <w:fldChar w:fldCharType="begin"/>
       </w:r>
       <w:r>
-        <w:instrText>HYPERLINK "https://youtu.be/uVugAIJoyMg"</w:instrText>
+        <w:instrText>HYPERLINK "</w:instrText>
+      </w:r>
+      <w:r>
+        <w:instrText>https://youtu.be/eK4U7s6E7Oo</w:instrText>
+      </w:r>
+      <w:r>
+        <w:instrText>"</w:instrText>
       </w:r>
       <w:r>
         <w:fldChar w:fldCharType="separate"/>
@@ -16,10 +22,76 @@
         <w:rPr>
           <w:rStyle w:val="Hyperlink"/>
         </w:rPr>
-        <w:t>https://youtu.be/uVugAIJoyMg</w:t>
+        <w:t>https://youtu.be/eK4U7s6E7Oo</w:t>
       </w:r>
       <w:r>
         <w:fldChar w:fldCharType="end"/>
+      </w:r>
+    </w:p>
+    <w:p/>
+    <w:p>
+      <w:proofErr w:type="spellStart"/>
+      <w:r>
+        <w:t>Địa</w:t>
+      </w:r>
+      <w:proofErr w:type="spellEnd"/>
+      <w:r>
+        <w:t xml:space="preserve"> chi </w:t>
+      </w:r>
+      <w:proofErr w:type="spellStart"/>
+      <w:r>
+        <w:t>ip</w:t>
+      </w:r>
+      <w:proofErr w:type="spellEnd"/>
+      <w:r>
+        <w:t xml:space="preserve"> </w:t>
+      </w:r>
+      <w:proofErr w:type="spellStart"/>
+      <w:r>
+        <w:t>trên</w:t>
+      </w:r>
+      <w:proofErr w:type="spellEnd"/>
+      <w:r>
+        <w:t xml:space="preserve"> Ubuntu Server</w:t>
+      </w:r>
+    </w:p>
+    <w:p>
+      <w:r>
+        <w:drawing>
+          <wp:inline distT="0" distB="0" distL="0" distR="0" wp14:anchorId="2E3521F0" wp14:editId="4763B53A">
+            <wp:extent cx="5806943" cy="1333616"/>
+            <wp:effectExtent l="0" t="0" r="3810" b="0"/>
+            <wp:docPr id="1109313843" name="Picture 1"/>
+            <wp:cNvGraphicFramePr>
+              <a:graphicFrameLocks xmlns:a="http://schemas.openxmlformats.org/drawingml/2006/main" noChangeAspect="1"/>
+            </wp:cNvGraphicFramePr>
+            <a:graphic xmlns:a="http://schemas.openxmlformats.org/drawingml/2006/main">
+              <a:graphicData uri="http://schemas.openxmlformats.org/drawingml/2006/picture">
+                <pic:pic xmlns:pic="http://schemas.openxmlformats.org/drawingml/2006/picture">
+                  <pic:nvPicPr>
+                    <pic:cNvPr id="1109313843" name=""/>
+                    <pic:cNvPicPr/>
+                  </pic:nvPicPr>
+                  <pic:blipFill>
+                    <a:blip r:embed="rId4"/>
+                    <a:stretch>
+                      <a:fillRect/>
+                    </a:stretch>
+                  </pic:blipFill>
+                  <pic:spPr>
+                    <a:xfrm>
+                      <a:off x="0" y="0"/>
+                      <a:ext cx="5806943" cy="1333616"/>
+                    </a:xfrm>
+                    <a:prstGeom prst="rect">
+                      <a:avLst/>
+                    </a:prstGeom>
+                  </pic:spPr>
+                </pic:pic>
+              </a:graphicData>
+            </a:graphic>
+          </wp:inline>
+        </w:drawing>
       </w:r>
     </w:p>
     <w:p/>
@@ -105,7 +177,7 @@
                     <pic:cNvPicPr/>
                   </pic:nvPicPr>
                   <pic:blipFill>
-                    <a:blip r:embed="rId4"/>
+                    <a:blip r:embed="rId5"/>
                     <a:stretch>
                       <a:fillRect/>
                     </a:stretch>
@@ -156,10 +228,10 @@
     <w:p>
       <w:r>
         <w:drawing>
-          <wp:inline distT="0" distB="0" distL="0" distR="0" wp14:anchorId="6BE8BCDC" wp14:editId="0F7C5B8C">
-            <wp:extent cx="5970905" cy="3380740"/>
+          <wp:inline distT="0" distB="0" distL="0" distR="0" wp14:anchorId="5380045A" wp14:editId="334231F6">
+            <wp:extent cx="5970905" cy="3372485"/>
             <wp:effectExtent l="0" t="0" r="0" b="0"/>
-            <wp:docPr id="270655926" name="Picture 1"/>
+            <wp:docPr id="1663356636" name="Picture 1"/>
             <wp:cNvGraphicFramePr>
               <a:graphicFrameLocks xmlns:a="http://schemas.openxmlformats.org/drawingml/2006/main" noChangeAspect="1"/>
             </wp:cNvGraphicFramePr>
@@ -167,85 +239,7 @@
               <a:graphicData uri="http://schemas.openxmlformats.org/drawingml/2006/picture">
                 <pic:pic xmlns:pic="http://schemas.openxmlformats.org/drawingml/2006/picture">
                   <pic:nvPicPr>
-                    <pic:cNvPr id="270655926" name=""/>
-                    <pic:cNvPicPr/>
-                  </pic:nvPicPr>
-                  <pic:blipFill>
-                    <a:blip r:embed="rId5"/>
-                    <a:stretch>
-                      <a:fillRect/>
-                    </a:stretch>
-                  </pic:blipFill>
-                  <pic:spPr>
-                    <a:xfrm>
-                      <a:off x="0" y="0"/>
-                      <a:ext cx="5970905" cy="3380740"/>
-                    </a:xfrm>
-                    <a:prstGeom prst="rect">
-                      <a:avLst/>
-                    </a:prstGeom>
-                  </pic:spPr>
-                </pic:pic>
-              </a:graphicData>
-            </a:graphic>
-          </wp:inline>
-        </w:drawing>
-      </w:r>
-    </w:p>
-    <w:p/>
-    <w:p>
-      <w:r>
-        <w:br w:type="column"/>
-      </w:r>
-      <w:r>
-        <w:lastRenderedPageBreak/>
-        <w:t xml:space="preserve">Kali </w:t>
-      </w:r>
-      <w:proofErr w:type="spellStart"/>
-      <w:r>
-        <w:t>kêt</w:t>
-      </w:r>
-      <w:proofErr w:type="spellEnd"/>
-      <w:r>
-        <w:t xml:space="preserve"> </w:t>
-      </w:r>
-      <w:proofErr w:type="spellStart"/>
-      <w:r>
-        <w:t>nối</w:t>
-      </w:r>
-      <w:proofErr w:type="spellEnd"/>
-      <w:r>
-        <w:t xml:space="preserve"> </w:t>
-      </w:r>
-      <w:proofErr w:type="spellStart"/>
-      <w:r>
-        <w:t>thành</w:t>
-      </w:r>
-      <w:proofErr w:type="spellEnd"/>
-      <w:r>
-        <w:t xml:space="preserve"> </w:t>
-      </w:r>
-      <w:proofErr w:type="spellStart"/>
-      <w:r>
-        <w:t>công</w:t>
-      </w:r>
-      <w:proofErr w:type="spellEnd"/>
-    </w:p>
-    <w:p>
-      <w:r>
-        <w:drawing>
-          <wp:inline distT="0" distB="0" distL="0" distR="0" wp14:anchorId="02CD8D02" wp14:editId="22A73D1A">
-            <wp:extent cx="4968671" cy="3939881"/>
-            <wp:effectExtent l="0" t="0" r="3810" b="3810"/>
-            <wp:docPr id="353940369" name="Picture 1"/>
-            <wp:cNvGraphicFramePr>
-              <a:graphicFrameLocks xmlns:a="http://schemas.openxmlformats.org/drawingml/2006/main" noChangeAspect="1"/>
-            </wp:cNvGraphicFramePr>
-            <a:graphic xmlns:a="http://schemas.openxmlformats.org/drawingml/2006/main">
-              <a:graphicData uri="http://schemas.openxmlformats.org/drawingml/2006/picture">
-                <pic:pic xmlns:pic="http://schemas.openxmlformats.org/drawingml/2006/picture">
-                  <pic:nvPicPr>
-                    <pic:cNvPr id="353940369" name=""/>
+                    <pic:cNvPr id="1663356636" name=""/>
                     <pic:cNvPicPr/>
                   </pic:nvPicPr>
                   <pic:blipFill>
@@ -257,7 +251,7 @@
                   <pic:spPr>
                     <a:xfrm>
                       <a:off x="0" y="0"/>
-                      <a:ext cx="4968671" cy="3939881"/>
+                      <a:ext cx="5970905" cy="3372485"/>
                     </a:xfrm>
                     <a:prstGeom prst="rect">
                       <a:avLst/>
@@ -271,6 +265,7 @@
       </w:r>
     </w:p>
     <w:p/>
+    <w:p/>
     <w:p>
       <w:proofErr w:type="spellStart"/>
       <w:r>
@@ -308,10 +303,10 @@
     <w:p>
       <w:r>
         <w:drawing>
-          <wp:inline distT="0" distB="0" distL="0" distR="0" wp14:anchorId="338B4336" wp14:editId="7115BE61">
-            <wp:extent cx="5970905" cy="3226435"/>
+          <wp:inline distT="0" distB="0" distL="0" distR="0" wp14:anchorId="26DE5F97" wp14:editId="3C05F813">
+            <wp:extent cx="5037257" cy="3238781"/>
             <wp:effectExtent l="0" t="0" r="0" b="0"/>
-            <wp:docPr id="301619162" name="Picture 1"/>
+            <wp:docPr id="758740874" name="Picture 1"/>
             <wp:cNvGraphicFramePr>
               <a:graphicFrameLocks xmlns:a="http://schemas.openxmlformats.org/drawingml/2006/main" noChangeAspect="1"/>
             </wp:cNvGraphicFramePr>
@@ -319,7 +314,7 @@
               <a:graphicData uri="http://schemas.openxmlformats.org/drawingml/2006/picture">
                 <pic:pic xmlns:pic="http://schemas.openxmlformats.org/drawingml/2006/picture">
                   <pic:nvPicPr>
-                    <pic:cNvPr id="301619162" name=""/>
+                    <pic:cNvPr id="758740874" name=""/>
                     <pic:cNvPicPr/>
                   </pic:nvPicPr>
                   <pic:blipFill>
@@ -331,7 +326,7 @@
                   <pic:spPr>
                     <a:xfrm>
                       <a:off x="0" y="0"/>
-                      <a:ext cx="5970905" cy="3226435"/>
+                      <a:ext cx="5037257" cy="3238781"/>
                     </a:xfrm>
                     <a:prstGeom prst="rect">
                       <a:avLst/>
@@ -347,7 +342,6 @@
     <w:p/>
     <w:p>
       <w:r>
-        <w:lastRenderedPageBreak/>
         <w:t xml:space="preserve">Các </w:t>
       </w:r>
       <w:proofErr w:type="spellStart"/>
@@ -391,10 +385,10 @@
     <w:p>
       <w:r>
         <w:drawing>
-          <wp:inline distT="0" distB="0" distL="0" distR="0" wp14:anchorId="1B9CF0C0" wp14:editId="39E75028">
-            <wp:extent cx="5970905" cy="4031615"/>
-            <wp:effectExtent l="0" t="0" r="0" b="6985"/>
-            <wp:docPr id="305471143" name="Picture 1"/>
+          <wp:inline distT="0" distB="0" distL="0" distR="0" wp14:anchorId="4C27311C" wp14:editId="2BDEA2C3">
+            <wp:extent cx="5970905" cy="3954145"/>
+            <wp:effectExtent l="0" t="0" r="0" b="8255"/>
+            <wp:docPr id="556046727" name="Picture 1"/>
             <wp:cNvGraphicFramePr>
               <a:graphicFrameLocks xmlns:a="http://schemas.openxmlformats.org/drawingml/2006/main" noChangeAspect="1"/>
             </wp:cNvGraphicFramePr>
@@ -402,7 +396,7 @@
               <a:graphicData uri="http://schemas.openxmlformats.org/drawingml/2006/picture">
                 <pic:pic xmlns:pic="http://schemas.openxmlformats.org/drawingml/2006/picture">
                   <pic:nvPicPr>
-                    <pic:cNvPr id="305471143" name=""/>
+                    <pic:cNvPr id="556046727" name=""/>
                     <pic:cNvPicPr/>
                   </pic:nvPicPr>
                   <pic:blipFill>
@@ -414,7 +408,7 @@
                   <pic:spPr>
                     <a:xfrm>
                       <a:off x="0" y="0"/>
-                      <a:ext cx="5970905" cy="4031615"/>
+                      <a:ext cx="5970905" cy="3954145"/>
                     </a:xfrm>
                     <a:prstGeom prst="rect">
                       <a:avLst/>
@@ -427,8 +421,525 @@
         </w:drawing>
       </w:r>
     </w:p>
+    <w:p>
+      <w:proofErr w:type="spellStart"/>
+      <w:r>
+        <w:lastRenderedPageBreak/>
+        <w:t>Nội</w:t>
+      </w:r>
+      <w:proofErr w:type="spellEnd"/>
+      <w:r>
+        <w:t xml:space="preserve"> dung </w:t>
+      </w:r>
+      <w:proofErr w:type="spellStart"/>
+      <w:r>
+        <w:t>phiên</w:t>
+      </w:r>
+      <w:proofErr w:type="spellEnd"/>
+      <w:r>
+        <w:t xml:space="preserve"> Telnet </w:t>
+      </w:r>
+      <w:proofErr w:type="spellStart"/>
+      <w:r>
+        <w:t>quan</w:t>
+      </w:r>
+      <w:proofErr w:type="spellEnd"/>
+      <w:r>
+        <w:t xml:space="preserve"> </w:t>
+      </w:r>
+      <w:proofErr w:type="spellStart"/>
+      <w:r>
+        <w:t>sát</w:t>
+      </w:r>
+      <w:proofErr w:type="spellEnd"/>
+      <w:r>
+        <w:t xml:space="preserve"> </w:t>
+      </w:r>
+      <w:proofErr w:type="spellStart"/>
+      <w:r>
+        <w:t>được</w:t>
+      </w:r>
+      <w:proofErr w:type="spellEnd"/>
+      <w:r>
+        <w:t xml:space="preserve"> qua follow TCP stream </w:t>
+      </w:r>
+      <w:r>
+        <w:drawing>
+          <wp:inline distT="0" distB="0" distL="0" distR="0" wp14:anchorId="79A74C66" wp14:editId="222AD0BB">
+            <wp:extent cx="5044877" cy="5044877"/>
+            <wp:effectExtent l="0" t="0" r="3810" b="3810"/>
+            <wp:docPr id="683604008" name="Picture 1"/>
+            <wp:cNvGraphicFramePr>
+              <a:graphicFrameLocks xmlns:a="http://schemas.openxmlformats.org/drawingml/2006/main" noChangeAspect="1"/>
+            </wp:cNvGraphicFramePr>
+            <a:graphic xmlns:a="http://schemas.openxmlformats.org/drawingml/2006/main">
+              <a:graphicData uri="http://schemas.openxmlformats.org/drawingml/2006/picture">
+                <pic:pic xmlns:pic="http://schemas.openxmlformats.org/drawingml/2006/picture">
+                  <pic:nvPicPr>
+                    <pic:cNvPr id="683604008" name=""/>
+                    <pic:cNvPicPr/>
+                  </pic:nvPicPr>
+                  <pic:blipFill>
+                    <a:blip r:embed="rId9"/>
+                    <a:stretch>
+                      <a:fillRect/>
+                    </a:stretch>
+                  </pic:blipFill>
+                  <pic:spPr>
+                    <a:xfrm>
+                      <a:off x="0" y="0"/>
+                      <a:ext cx="5044877" cy="5044877"/>
+                    </a:xfrm>
+                    <a:prstGeom prst="rect">
+                      <a:avLst/>
+                    </a:prstGeom>
+                  </pic:spPr>
+                </pic:pic>
+              </a:graphicData>
+            </a:graphic>
+          </wp:inline>
+        </w:drawing>
+      </w:r>
+    </w:p>
+    <w:p>
+      <w:r>
+        <w:t xml:space="preserve">=&gt;&gt; Telnet </w:t>
+      </w:r>
+      <w:proofErr w:type="spellStart"/>
+      <w:r>
+        <w:t>không</w:t>
+      </w:r>
+      <w:proofErr w:type="spellEnd"/>
+      <w:r>
+        <w:t xml:space="preserve"> </w:t>
+      </w:r>
+      <w:proofErr w:type="spellStart"/>
+      <w:r>
+        <w:t>mã</w:t>
+      </w:r>
+      <w:proofErr w:type="spellEnd"/>
+      <w:r>
+        <w:t xml:space="preserve"> </w:t>
+      </w:r>
+      <w:proofErr w:type="spellStart"/>
+      <w:r>
+        <w:t>hóa</w:t>
+      </w:r>
+      <w:proofErr w:type="spellEnd"/>
+      <w:r>
+        <w:t xml:space="preserve"> </w:t>
+      </w:r>
+      <w:proofErr w:type="spellStart"/>
+      <w:r>
+        <w:t>nội</w:t>
+      </w:r>
+      <w:proofErr w:type="spellEnd"/>
+      <w:r>
+        <w:t xml:space="preserve"> dung </w:t>
+      </w:r>
+      <w:proofErr w:type="spellStart"/>
+      <w:r>
+        <w:t>phiên</w:t>
+      </w:r>
+      <w:proofErr w:type="spellEnd"/>
+    </w:p>
     <w:p/>
+    <w:p>
+      <w:r>
+        <w:br w:type="column"/>
+      </w:r>
+      <w:r>
+        <w:lastRenderedPageBreak/>
+        <w:t xml:space="preserve">Telnet </w:t>
+      </w:r>
+      <w:proofErr w:type="spellStart"/>
+      <w:r>
+        <w:t>vẫn</w:t>
+      </w:r>
+      <w:proofErr w:type="spellEnd"/>
+      <w:r>
+        <w:t xml:space="preserve"> </w:t>
+      </w:r>
+      <w:proofErr w:type="spellStart"/>
+      <w:r>
+        <w:t>truyền</w:t>
+      </w:r>
+      <w:proofErr w:type="spellEnd"/>
+      <w:r>
+        <w:t xml:space="preserve"> </w:t>
+      </w:r>
+      <w:proofErr w:type="spellStart"/>
+      <w:r>
+        <w:t>dữ</w:t>
+      </w:r>
+      <w:proofErr w:type="spellEnd"/>
+      <w:r>
+        <w:t xml:space="preserve"> </w:t>
+      </w:r>
+      <w:proofErr w:type="spellStart"/>
+      <w:r>
+        <w:t>liệu</w:t>
+      </w:r>
+      <w:proofErr w:type="spellEnd"/>
+      <w:r>
+        <w:t xml:space="preserve"> </w:t>
+      </w:r>
+      <w:proofErr w:type="spellStart"/>
+      <w:r>
+        <w:t>không</w:t>
+      </w:r>
+      <w:proofErr w:type="spellEnd"/>
+      <w:r>
+        <w:t xml:space="preserve"> </w:t>
+      </w:r>
+      <w:proofErr w:type="spellStart"/>
+      <w:r>
+        <w:t>mã</w:t>
+      </w:r>
+      <w:proofErr w:type="spellEnd"/>
+      <w:r>
+        <w:t xml:space="preserve"> </w:t>
+      </w:r>
+      <w:proofErr w:type="spellStart"/>
+      <w:r>
+        <w:t>hóa</w:t>
+      </w:r>
+      <w:proofErr w:type="spellEnd"/>
+      <w:r>
+        <w:t xml:space="preserve"> </w:t>
+      </w:r>
+      <w:proofErr w:type="spellStart"/>
+      <w:r>
+        <w:t>dù</w:t>
+      </w:r>
+      <w:proofErr w:type="spellEnd"/>
+      <w:r>
+        <w:t xml:space="preserve"> </w:t>
+      </w:r>
+      <w:proofErr w:type="spellStart"/>
+      <w:r>
+        <w:t>sử</w:t>
+      </w:r>
+      <w:proofErr w:type="spellEnd"/>
+      <w:r>
+        <w:t xml:space="preserve"> </w:t>
+      </w:r>
+      <w:proofErr w:type="spellStart"/>
+      <w:r>
+        <w:t>dụng</w:t>
+      </w:r>
+      <w:proofErr w:type="spellEnd"/>
+      <w:r>
+        <w:t xml:space="preserve"> </w:t>
+      </w:r>
+      <w:proofErr w:type="spellStart"/>
+      <w:r>
+        <w:t>mật</w:t>
+      </w:r>
+      <w:proofErr w:type="spellEnd"/>
+      <w:r>
+        <w:t xml:space="preserve"> </w:t>
+      </w:r>
+      <w:proofErr w:type="spellStart"/>
+      <w:r>
+        <w:t>khẩu</w:t>
+      </w:r>
+      <w:proofErr w:type="spellEnd"/>
+      <w:r>
+        <w:t xml:space="preserve"> </w:t>
+      </w:r>
+      <w:proofErr w:type="spellStart"/>
+      <w:r>
+        <w:t>phức</w:t>
+      </w:r>
+      <w:proofErr w:type="spellEnd"/>
+      <w:r>
+        <w:t xml:space="preserve"> </w:t>
+      </w:r>
+      <w:proofErr w:type="spellStart"/>
+      <w:r>
+        <w:t>tạp</w:t>
+      </w:r>
+      <w:proofErr w:type="spellEnd"/>
+    </w:p>
+    <w:p>
+      <w:r>
+        <w:drawing>
+          <wp:inline distT="0" distB="0" distL="0" distR="0" wp14:anchorId="2BF5E47D" wp14:editId="4636586B">
+            <wp:extent cx="4030980" cy="4049386"/>
+            <wp:effectExtent l="0" t="0" r="7620" b="8890"/>
+            <wp:docPr id="494936305" name="Picture 1"/>
+            <wp:cNvGraphicFramePr>
+              <a:graphicFrameLocks xmlns:a="http://schemas.openxmlformats.org/drawingml/2006/main" noChangeAspect="1"/>
+            </wp:cNvGraphicFramePr>
+            <a:graphic xmlns:a="http://schemas.openxmlformats.org/drawingml/2006/main">
+              <a:graphicData uri="http://schemas.openxmlformats.org/drawingml/2006/picture">
+                <pic:pic xmlns:pic="http://schemas.openxmlformats.org/drawingml/2006/picture">
+                  <pic:nvPicPr>
+                    <pic:cNvPr id="494936305" name=""/>
+                    <pic:cNvPicPr/>
+                  </pic:nvPicPr>
+                  <pic:blipFill>
+                    <a:blip r:embed="rId10"/>
+                    <a:stretch>
+                      <a:fillRect/>
+                    </a:stretch>
+                  </pic:blipFill>
+                  <pic:spPr>
+                    <a:xfrm>
+                      <a:off x="0" y="0"/>
+                      <a:ext cx="4033723" cy="4052141"/>
+                    </a:xfrm>
+                    <a:prstGeom prst="rect">
+                      <a:avLst/>
+                    </a:prstGeom>
+                  </pic:spPr>
+                </pic:pic>
+              </a:graphicData>
+            </a:graphic>
+          </wp:inline>
+        </w:drawing>
+      </w:r>
+    </w:p>
     <w:p/>
+    <w:p>
+      <w:proofErr w:type="spellStart"/>
+      <w:r>
+        <w:t>Đăng</w:t>
+      </w:r>
+      <w:proofErr w:type="spellEnd"/>
+      <w:r>
+        <w:t xml:space="preserve"> </w:t>
+      </w:r>
+      <w:proofErr w:type="spellStart"/>
+      <w:r>
+        <w:t>nhập</w:t>
+      </w:r>
+      <w:proofErr w:type="spellEnd"/>
+      <w:r>
+        <w:t xml:space="preserve"> ssh </w:t>
+      </w:r>
+      <w:proofErr w:type="spellStart"/>
+      <w:r>
+        <w:t>thành</w:t>
+      </w:r>
+      <w:proofErr w:type="spellEnd"/>
+      <w:r>
+        <w:t xml:space="preserve"> </w:t>
+      </w:r>
+      <w:proofErr w:type="spellStart"/>
+      <w:r>
+        <w:t>công</w:t>
+      </w:r>
+      <w:proofErr w:type="spellEnd"/>
+      <w:r>
+        <w:t xml:space="preserve"> </w:t>
+      </w:r>
+      <w:proofErr w:type="spellStart"/>
+      <w:r>
+        <w:t>từ</w:t>
+      </w:r>
+      <w:proofErr w:type="spellEnd"/>
+      <w:r>
+        <w:t xml:space="preserve"> windows server </w:t>
+      </w:r>
+      <w:proofErr w:type="spellStart"/>
+      <w:r>
+        <w:t>vào</w:t>
+      </w:r>
+      <w:proofErr w:type="spellEnd"/>
+      <w:r>
+        <w:t xml:space="preserve"> ubuntu server, </w:t>
+      </w:r>
+      <w:proofErr w:type="spellStart"/>
+      <w:r>
+        <w:t>các</w:t>
+      </w:r>
+      <w:proofErr w:type="spellEnd"/>
+      <w:r>
+        <w:t xml:space="preserve"> </w:t>
+      </w:r>
+      <w:proofErr w:type="spellStart"/>
+      <w:r>
+        <w:t>gói</w:t>
+      </w:r>
+      <w:proofErr w:type="spellEnd"/>
+      <w:r>
+        <w:t xml:space="preserve"> tin </w:t>
+      </w:r>
+      <w:proofErr w:type="spellStart"/>
+      <w:r>
+        <w:t>được</w:t>
+      </w:r>
+      <w:proofErr w:type="spellEnd"/>
+      <w:r>
+        <w:t xml:space="preserve"> </w:t>
+      </w:r>
+      <w:proofErr w:type="spellStart"/>
+      <w:r>
+        <w:t>wireshark</w:t>
+      </w:r>
+      <w:proofErr w:type="spellEnd"/>
+      <w:r>
+        <w:t xml:space="preserve"> </w:t>
+      </w:r>
+      <w:proofErr w:type="spellStart"/>
+      <w:r>
+        <w:t>thu</w:t>
+      </w:r>
+      <w:proofErr w:type="spellEnd"/>
+      <w:r>
+        <w:t xml:space="preserve"> </w:t>
+      </w:r>
+      <w:proofErr w:type="spellStart"/>
+      <w:r>
+        <w:t>thập</w:t>
+      </w:r>
+      <w:proofErr w:type="spellEnd"/>
+    </w:p>
+    <w:p>
+      <w:r>
+        <w:drawing>
+          <wp:inline distT="0" distB="0" distL="0" distR="0" wp14:anchorId="080DC61D" wp14:editId="67F7C318">
+            <wp:extent cx="5266039" cy="2941320"/>
+            <wp:effectExtent l="0" t="0" r="0" b="0"/>
+            <wp:docPr id="1182637780" name="Picture 1"/>
+            <wp:cNvGraphicFramePr>
+              <a:graphicFrameLocks xmlns:a="http://schemas.openxmlformats.org/drawingml/2006/main" noChangeAspect="1"/>
+            </wp:cNvGraphicFramePr>
+            <a:graphic xmlns:a="http://schemas.openxmlformats.org/drawingml/2006/main">
+              <a:graphicData uri="http://schemas.openxmlformats.org/drawingml/2006/picture">
+                <pic:pic xmlns:pic="http://schemas.openxmlformats.org/drawingml/2006/picture">
+                  <pic:nvPicPr>
+                    <pic:cNvPr id="1182637780" name=""/>
+                    <pic:cNvPicPr/>
+                  </pic:nvPicPr>
+                  <pic:blipFill>
+                    <a:blip r:embed="rId11"/>
+                    <a:stretch>
+                      <a:fillRect/>
+                    </a:stretch>
+                  </pic:blipFill>
+                  <pic:spPr>
+                    <a:xfrm>
+                      <a:off x="0" y="0"/>
+                      <a:ext cx="5277606" cy="2947781"/>
+                    </a:xfrm>
+                    <a:prstGeom prst="rect">
+                      <a:avLst/>
+                    </a:prstGeom>
+                  </pic:spPr>
+                </pic:pic>
+              </a:graphicData>
+            </a:graphic>
+          </wp:inline>
+        </w:drawing>
+      </w:r>
+    </w:p>
+    <w:p>
+      <w:r>
+        <w:br w:type="column"/>
+      </w:r>
+      <w:r>
+        <w:lastRenderedPageBreak/>
+        <w:t xml:space="preserve">Payload </w:t>
+      </w:r>
+      <w:proofErr w:type="spellStart"/>
+      <w:r>
+        <w:t>của</w:t>
+      </w:r>
+      <w:proofErr w:type="spellEnd"/>
+      <w:r>
+        <w:t xml:space="preserve"> </w:t>
+      </w:r>
+      <w:proofErr w:type="spellStart"/>
+      <w:r>
+        <w:t>phiên</w:t>
+      </w:r>
+      <w:proofErr w:type="spellEnd"/>
+      <w:r>
+        <w:t xml:space="preserve"> </w:t>
+      </w:r>
+      <w:proofErr w:type="spellStart"/>
+      <w:r>
+        <w:t>kh</w:t>
+      </w:r>
+      <w:proofErr w:type="spellEnd"/>
+      <w:r>
+        <w:t xml:space="preserve"> </w:t>
+      </w:r>
+      <w:proofErr w:type="spellStart"/>
+      <w:r>
+        <w:t>thể</w:t>
+      </w:r>
+      <w:proofErr w:type="spellEnd"/>
+      <w:r>
+        <w:t xml:space="preserve"> </w:t>
+      </w:r>
+      <w:proofErr w:type="spellStart"/>
+      <w:r>
+        <w:t>đọc</w:t>
+      </w:r>
+      <w:proofErr w:type="spellEnd"/>
+      <w:r>
+        <w:t xml:space="preserve"> </w:t>
+      </w:r>
+      <w:proofErr w:type="spellStart"/>
+      <w:r>
+        <w:t>dưới</w:t>
+      </w:r>
+      <w:proofErr w:type="spellEnd"/>
+      <w:r>
+        <w:t xml:space="preserve"> </w:t>
+      </w:r>
+      <w:proofErr w:type="spellStart"/>
+      <w:r>
+        <w:t>dạng</w:t>
+      </w:r>
+      <w:proofErr w:type="spellEnd"/>
+      <w:r>
+        <w:t xml:space="preserve"> plaintext </w:t>
+      </w:r>
+    </w:p>
+    <w:p>
+      <w:r>
+        <w:drawing>
+          <wp:inline distT="0" distB="0" distL="0" distR="0" wp14:anchorId="57E0E9E9" wp14:editId="6DC0BC68">
+            <wp:extent cx="5970905" cy="3232150"/>
+            <wp:effectExtent l="0" t="0" r="0" b="6350"/>
+            <wp:docPr id="964601383" name="Picture 1"/>
+            <wp:cNvGraphicFramePr>
+              <a:graphicFrameLocks xmlns:a="http://schemas.openxmlformats.org/drawingml/2006/main" noChangeAspect="1"/>
+            </wp:cNvGraphicFramePr>
+            <a:graphic xmlns:a="http://schemas.openxmlformats.org/drawingml/2006/main">
+              <a:graphicData uri="http://schemas.openxmlformats.org/drawingml/2006/picture">
+                <pic:pic xmlns:pic="http://schemas.openxmlformats.org/drawingml/2006/picture">
+                  <pic:nvPicPr>
+                    <pic:cNvPr id="964601383" name=""/>
+                    <pic:cNvPicPr/>
+                  </pic:nvPicPr>
+                  <pic:blipFill>
+                    <a:blip r:embed="rId12"/>
+                    <a:stretch>
+                      <a:fillRect/>
+                    </a:stretch>
+                  </pic:blipFill>
+                  <pic:spPr>
+                    <a:xfrm>
+                      <a:off x="0" y="0"/>
+                      <a:ext cx="5970905" cy="3232150"/>
+                    </a:xfrm>
+                    <a:prstGeom prst="rect">
+                      <a:avLst/>
+                    </a:prstGeom>
+                  </pic:spPr>
+                </pic:pic>
+              </a:graphicData>
+            </a:graphic>
+          </wp:inline>
+        </w:drawing>
+      </w:r>
+    </w:p>
     <w:sectPr>
       <w:pgSz w:w="12240" w:h="15840"/>
       <w:pgMar w:top="1138" w:right="1138" w:bottom="1138" w:left="1699" w:header="720" w:footer="720" w:gutter="0"/>
